--- a/PROJECTS_SUMMARY.docx
+++ b/PROJECTS_SUMMARY.docx
@@ -5,7 +5,6 @@
     <w:p>
       <w:pPr>
         <w:pStyle w:val="Heading1"/>
-        <w:jc w:val="left"/>
       </w:pPr>
       <w:r>
         <w:t xml:space="preserve">Dev Folder Project Summary</w:t>
@@ -13,19 +12,16 @@
     </w:p>
     <w:p>
       <w:pPr>
-        <w:spacing w:after="240"/>
-      </w:pPr>
-      <w:r>
-        <w:rPr>
-          <w:i/>
-          <w:iCs/>
-        </w:rPr>
-        <w:t xml:space="preserve">A summary of all projects under /Users/ogreen/Documents/dev/, generated 2026-05-25.</w:t>
-      </w:r>
-    </w:p>
-    <w:p>
-      <w:pPr>
-        <w:pStyle w:val="Heading2"/>
+        <w:spacing w:after="40"/>
+      </w:pPr>
+      <w:r>
+        <w:t xml:space="preserve">A summary of all projects under /Users/ogreen/Documents/dev/, generated 2026-07-11.</w:t>
+      </w:r>
+    </w:p>
+    <w:p>
+      <w:pPr>
+        <w:pStyle w:val="Heading2"/>
+        <w:spacing w:after="60" w:before="220"/>
       </w:pPr>
       <w:r>
         <w:t xml:space="preserve">PRTG Import</w:t>
@@ -33,7 +29,7 @@
     </w:p>
     <w:p>
       <w:pPr>
-        <w:spacing w:after="80"/>
+        <w:spacing w:after="40"/>
       </w:pPr>
       <w:r>
         <w:rPr>
@@ -48,7 +44,7 @@
     </w:p>
     <w:p>
       <w:pPr>
-        <w:spacing w:after="80"/>
+        <w:spacing w:after="40"/>
       </w:pPr>
       <w:r>
         <w:rPr>
@@ -63,7 +59,7 @@
     </w:p>
     <w:p>
       <w:pPr>
-        <w:spacing w:after="80"/>
+        <w:spacing w:after="40"/>
       </w:pPr>
       <w:r>
         <w:rPr>
@@ -79,6 +75,7 @@
     <w:p>
       <w:pPr>
         <w:pStyle w:val="Heading2"/>
+        <w:spacing w:after="60" w:before="220"/>
       </w:pPr>
       <w:r>
         <w:t xml:space="preserve">Pocket Probe</w:t>
@@ -86,7 +83,7 @@
     </w:p>
     <w:p>
       <w:pPr>
-        <w:spacing w:after="80"/>
+        <w:spacing w:after="40"/>
       </w:pPr>
       <w:r>
         <w:rPr>
@@ -101,7 +98,7 @@
     </w:p>
     <w:p>
       <w:pPr>
-        <w:spacing w:after="80"/>
+        <w:spacing w:after="40"/>
       </w:pPr>
       <w:r>
         <w:rPr>
@@ -116,7 +113,7 @@
     </w:p>
     <w:p>
       <w:pPr>
-        <w:spacing w:after="80"/>
+        <w:spacing w:after="40"/>
       </w:pPr>
       <w:r>
         <w:rPr>
@@ -132,6 +129,7 @@
     <w:p>
       <w:pPr>
         <w:pStyle w:val="Heading2"/>
+        <w:spacing w:after="60" w:before="220"/>
       </w:pPr>
       <w:r>
         <w:t xml:space="preserve">account-store</w:t>
@@ -139,7 +137,7 @@
     </w:p>
     <w:p>
       <w:pPr>
-        <w:spacing w:after="80"/>
+        <w:spacing w:after="40"/>
       </w:pPr>
       <w:r>
         <w:rPr>
@@ -154,7 +152,7 @@
     </w:p>
     <w:p>
       <w:pPr>
-        <w:spacing w:after="80"/>
+        <w:spacing w:after="40"/>
       </w:pPr>
       <w:r>
         <w:rPr>
@@ -169,7 +167,7 @@
     </w:p>
     <w:p>
       <w:pPr>
-        <w:spacing w:after="80"/>
+        <w:spacing w:after="40"/>
       </w:pPr>
       <w:r>
         <w:rPr>
@@ -185,6 +183,7 @@
     <w:p>
       <w:pPr>
         <w:pStyle w:val="Heading2"/>
+        <w:spacing w:after="60" w:before="220"/>
       </w:pPr>
       <w:r>
         <w:t xml:space="preserve">cert-manager</w:t>
@@ -192,7 +191,7 @@
     </w:p>
     <w:p>
       <w:pPr>
-        <w:spacing w:after="80"/>
+        <w:spacing w:after="40"/>
       </w:pPr>
       <w:r>
         <w:rPr>
@@ -207,7 +206,7 @@
     </w:p>
     <w:p>
       <w:pPr>
-        <w:spacing w:after="80"/>
+        <w:spacing w:after="40"/>
       </w:pPr>
       <w:r>
         <w:rPr>
@@ -222,7 +221,7 @@
     </w:p>
     <w:p>
       <w:pPr>
-        <w:spacing w:after="80"/>
+        <w:spacing w:after="40"/>
       </w:pPr>
       <w:r>
         <w:rPr>
@@ -238,6 +237,7 @@
     <w:p>
       <w:pPr>
         <w:pStyle w:val="Heading2"/>
+        <w:spacing w:after="60" w:before="220"/>
       </w:pPr>
       <w:r>
         <w:t xml:space="preserve">claude-sync</w:t>
@@ -245,7 +245,7 @@
     </w:p>
     <w:p>
       <w:pPr>
-        <w:spacing w:after="80"/>
+        <w:spacing w:after="40"/>
       </w:pPr>
       <w:r>
         <w:rPr>
@@ -260,7 +260,7 @@
     </w:p>
     <w:p>
       <w:pPr>
-        <w:spacing w:after="80"/>
+        <w:spacing w:after="40"/>
       </w:pPr>
       <w:r>
         <w:rPr>
@@ -275,7 +275,7 @@
     </w:p>
     <w:p>
       <w:pPr>
-        <w:spacing w:after="80"/>
+        <w:spacing w:after="40"/>
       </w:pPr>
       <w:r>
         <w:rPr>
@@ -291,6 +291,7 @@
     <w:p>
       <w:pPr>
         <w:pStyle w:val="Heading2"/>
+        <w:spacing w:after="60" w:before="220"/>
       </w:pPr>
       <w:r>
         <w:t xml:space="preserve">cyber-artifact-gen</w:t>
@@ -298,7 +299,7 @@
     </w:p>
     <w:p>
       <w:pPr>
-        <w:spacing w:after="80"/>
+        <w:spacing w:after="40"/>
       </w:pPr>
       <w:r>
         <w:rPr>
@@ -313,7 +314,7 @@
     </w:p>
     <w:p>
       <w:pPr>
-        <w:spacing w:after="80"/>
+        <w:spacing w:after="40"/>
       </w:pPr>
       <w:r>
         <w:rPr>
@@ -328,7 +329,7 @@
     </w:p>
     <w:p>
       <w:pPr>
-        <w:spacing w:after="80"/>
+        <w:spacing w:after="40"/>
       </w:pPr>
       <w:r>
         <w:rPr>
@@ -344,59 +345,7 @@
     <w:p>
       <w:pPr>
         <w:pStyle w:val="Heading2"/>
-      </w:pPr>
-      <w:r>
-        <w:t xml:space="preserve">cyber-eac-tool</w:t>
-      </w:r>
-    </w:p>
-    <w:p>
-      <w:pPr>
-        <w:spacing w:after="80"/>
-      </w:pPr>
-      <w:r>
-        <w:rPr>
-          <w:b/>
-          <w:bCs/>
-        </w:rPr>
-        <w:t xml:space="preserve">Purpose: </w:t>
-      </w:r>
-      <w:r>
-        <w:t xml:space="preserve">Browser-based calculator for earned-value forecasting on DoD cyber projects. Derives EAC, ETC, CPI, SPI, and risk-adjusted forecasts with Excel export.</w:t>
-      </w:r>
-    </w:p>
-    <w:p>
-      <w:pPr>
-        <w:spacing w:after="80"/>
-      </w:pPr>
-      <w:r>
-        <w:rPr>
-          <w:b/>
-          <w:bCs/>
-        </w:rPr>
-        <w:t xml:space="preserve">Stack: </w:t>
-      </w:r>
-      <w:r>
-        <w:t xml:space="preserve">JavaScript (frontend), Python (serve.py), openpyxl.</w:t>
-      </w:r>
-    </w:p>
-    <w:p>
-      <w:pPr>
-        <w:spacing w:after="80"/>
-      </w:pPr>
-      <w:r>
-        <w:rPr>
-          <w:b/>
-          <w:bCs/>
-        </w:rPr>
-        <w:t xml:space="preserve">Notes: </w:t>
-      </w:r>
-      <w:r>
-        <w:t xml:space="preserve">Standalone tool serving on localhost:8010; Sage Contractor integration for actuals import.</w:t>
-      </w:r>
-    </w:p>
-    <w:p>
-      <w:pPr>
-        <w:pStyle w:val="Heading2"/>
+        <w:spacing w:after="60" w:before="220"/>
       </w:pPr>
       <w:r>
         <w:t xml:space="preserve">cyber-estimates</w:t>
@@ -404,7 +353,7 @@
     </w:p>
     <w:p>
       <w:pPr>
-        <w:spacing w:after="80"/>
+        <w:spacing w:after="40"/>
       </w:pPr>
       <w:r>
         <w:rPr>
@@ -419,7 +368,7 @@
     </w:p>
     <w:p>
       <w:pPr>
-        <w:spacing w:after="80"/>
+        <w:spacing w:after="40"/>
       </w:pPr>
       <w:r>
         <w:rPr>
@@ -434,75 +383,23 @@
     </w:p>
     <w:p>
       <w:pPr>
-        <w:spacing w:after="80"/>
-      </w:pPr>
-      <w:r>
-        <w:rPr>
-          <w:b/>
-          <w:bCs/>
-        </w:rPr>
-        <w:t xml:space="preserve">Notes: </w:t>
-      </w:r>
-      <w:r>
-        <w:t xml:space="preserve">Working directory for proposal generation; references the cyber-proposals skill.</w:t>
-      </w:r>
-    </w:p>
-    <w:p>
-      <w:pPr>
-        <w:pStyle w:val="Heading2"/>
-      </w:pPr>
-      <w:r>
-        <w:t xml:space="preserve">cyber-proposals</w:t>
-      </w:r>
-    </w:p>
-    <w:p>
-      <w:pPr>
-        <w:spacing w:after="80"/>
-      </w:pPr>
-      <w:r>
-        <w:rPr>
-          <w:b/>
-          <w:bCs/>
-        </w:rPr>
-        <w:t xml:space="preserve">Purpose: </w:t>
-      </w:r>
-      <w:r>
-        <w:t xml:space="preserve">Reusable DoD MILCON cybersecurity proposal toolkit for two USACE MATOCs (MRR + UMCS). Shared engine for pricing + scope extraction + tech proposal generation.</w:t>
-      </w:r>
-    </w:p>
-    <w:p>
-      <w:pPr>
-        <w:spacing w:after="80"/>
-      </w:pPr>
-      <w:r>
-        <w:rPr>
-          <w:b/>
-          <w:bCs/>
-        </w:rPr>
-        <w:t xml:space="preserve">Stack: </w:t>
-      </w:r>
-      <w:r>
-        <w:t xml:space="preserve">Python (Claude API, openpyxl), Node.js (docx), structured scope JSON, AI-driven extraction.</w:t>
-      </w:r>
-    </w:p>
-    <w:p>
-      <w:pPr>
-        <w:spacing w:after="80"/>
-      </w:pPr>
-      <w:r>
-        <w:rPr>
-          <w:b/>
-          <w:bCs/>
-        </w:rPr>
-        <w:t xml:space="preserve">Notes: </w:t>
-      </w:r>
-      <w:r>
-        <w:t xml:space="preserve">Multi-MATOC organization with per-MATOC pricing defaults and role codes; prompt caching enabled.</w:t>
-      </w:r>
-    </w:p>
-    <w:p>
-      <w:pPr>
-        <w:pStyle w:val="Heading2"/>
+        <w:spacing w:after="40"/>
+      </w:pPr>
+      <w:r>
+        <w:rPr>
+          <w:b/>
+          <w:bCs/>
+        </w:rPr>
+        <w:t xml:space="preserve">Notes: </w:t>
+      </w:r>
+      <w:r>
+        <w:t xml:space="preserve">Standalone working directory for proposal generation; carries the portable navfac-cyber-proposal skill bundle.</w:t>
+      </w:r>
+    </w:p>
+    <w:p>
+      <w:pPr>
+        <w:pStyle w:val="Heading2"/>
+        <w:spacing w:after="60" w:before="220"/>
       </w:pPr>
       <w:r>
         <w:t xml:space="preserve">digital-twin</w:t>
@@ -510,7 +407,7 @@
     </w:p>
     <w:p>
       <w:pPr>
-        <w:spacing w:after="80"/>
+        <w:spacing w:after="40"/>
       </w:pPr>
       <w:r>
         <w:rPr>
@@ -525,7 +422,7 @@
     </w:p>
     <w:p>
       <w:pPr>
-        <w:spacing w:after="80"/>
+        <w:spacing w:after="40"/>
       </w:pPr>
       <w:r>
         <w:rPr>
@@ -540,7 +437,7 @@
     </w:p>
     <w:p>
       <w:pPr>
-        <w:spacing w:after="80"/>
+        <w:spacing w:after="40"/>
       </w:pPr>
       <w:r>
         <w:rPr>
@@ -556,6 +453,7 @@
     <w:p>
       <w:pPr>
         <w:pStyle w:val="Heading2"/>
+        <w:spacing w:after="60" w:before="220"/>
       </w:pPr>
       <w:r>
         <w:t xml:space="preserve">email-monitor</w:t>
@@ -563,7 +461,7 @@
     </w:p>
     <w:p>
       <w:pPr>
-        <w:spacing w:after="80"/>
+        <w:spacing w:after="40"/>
       </w:pPr>
       <w:r>
         <w:rPr>
@@ -578,7 +476,7 @@
     </w:p>
     <w:p>
       <w:pPr>
-        <w:spacing w:after="80"/>
+        <w:spacing w:after="40"/>
       </w:pPr>
       <w:r>
         <w:rPr>
@@ -593,7 +491,7 @@
     </w:p>
     <w:p>
       <w:pPr>
-        <w:spacing w:after="80"/>
+        <w:spacing w:after="40"/>
       </w:pPr>
       <w:r>
         <w:rPr>
@@ -609,6 +507,7 @@
     <w:p>
       <w:pPr>
         <w:pStyle w:val="Heading2"/>
+        <w:spacing w:after="60" w:before="220"/>
       </w:pPr>
       <w:r>
         <w:t xml:space="preserve">email-processor</w:t>
@@ -616,7 +515,7 @@
     </w:p>
     <w:p>
       <w:pPr>
-        <w:spacing w:after="80"/>
+        <w:spacing w:after="40"/>
       </w:pPr>
       <w:r>
         <w:rPr>
@@ -631,7 +530,7 @@
     </w:p>
     <w:p>
       <w:pPr>
-        <w:spacing w:after="80"/>
+        <w:spacing w:after="40"/>
       </w:pPr>
       <w:r>
         <w:rPr>
@@ -646,7 +545,7 @@
     </w:p>
     <w:p>
       <w:pPr>
-        <w:spacing w:after="80"/>
+        <w:spacing w:after="40"/>
       </w:pPr>
       <w:r>
         <w:rPr>
@@ -662,6 +561,7 @@
     <w:p>
       <w:pPr>
         <w:pStyle w:val="Heading2"/>
+        <w:spacing w:after="60" w:before="220"/>
       </w:pPr>
       <w:r>
         <w:t xml:space="preserve">ethernet-link-analyzer</w:t>
@@ -669,7 +569,7 @@
     </w:p>
     <w:p>
       <w:pPr>
-        <w:spacing w:after="80"/>
+        <w:spacing w:after="40"/>
       </w:pPr>
       <w:r>
         <w:rPr>
@@ -684,7 +584,7 @@
     </w:p>
     <w:p>
       <w:pPr>
-        <w:spacing w:after="80"/>
+        <w:spacing w:after="40"/>
       </w:pPr>
       <w:r>
         <w:rPr>
@@ -699,7 +599,7 @@
     </w:p>
     <w:p>
       <w:pPr>
-        <w:spacing w:after="80"/>
+        <w:spacing w:after="40"/>
       </w:pPr>
       <w:r>
         <w:rPr>
@@ -715,6 +615,7 @@
     <w:p>
       <w:pPr>
         <w:pStyle w:val="Heading2"/>
+        <w:spacing w:after="60" w:before="220"/>
       </w:pPr>
       <w:r>
         <w:t xml:space="preserve">floor-plan-editor</w:t>
@@ -722,7 +623,7 @@
     </w:p>
     <w:p>
       <w:pPr>
-        <w:spacing w:after="80"/>
+        <w:spacing w:after="40"/>
       </w:pPr>
       <w:r>
         <w:rPr>
@@ -737,7 +638,7 @@
     </w:p>
     <w:p>
       <w:pPr>
-        <w:spacing w:after="80"/>
+        <w:spacing w:after="40"/>
       </w:pPr>
       <w:r>
         <w:rPr>
@@ -752,7 +653,7 @@
     </w:p>
     <w:p>
       <w:pPr>
-        <w:spacing w:after="80"/>
+        <w:spacing w:after="40"/>
       </w:pPr>
       <w:r>
         <w:rPr>
@@ -768,6 +669,7 @@
     <w:p>
       <w:pPr>
         <w:pStyle w:val="Heading2"/>
+        <w:spacing w:after="60" w:before="220"/>
       </w:pPr>
       <w:r>
         <w:t xml:space="preserve">kml</w:t>
@@ -775,7 +677,7 @@
     </w:p>
     <w:p>
       <w:pPr>
-        <w:spacing w:after="80"/>
+        <w:spacing w:after="40"/>
       </w:pPr>
       <w:r>
         <w:rPr>
@@ -790,7 +692,7 @@
     </w:p>
     <w:p>
       <w:pPr>
-        <w:spacing w:after="80"/>
+        <w:spacing w:after="40"/>
       </w:pPr>
       <w:r>
         <w:rPr>
@@ -805,7 +707,7 @@
     </w:p>
     <w:p>
       <w:pPr>
-        <w:spacing w:after="80"/>
+        <w:spacing w:after="40"/>
       </w:pPr>
       <w:r>
         <w:rPr>
@@ -821,6 +723,7 @@
     <w:p>
       <w:pPr>
         <w:pStyle w:val="Heading2"/>
+        <w:spacing w:after="60" w:before="220"/>
       </w:pPr>
       <w:r>
         <w:t xml:space="preserve">network-scanner</w:t>
@@ -828,7 +731,7 @@
     </w:p>
     <w:p>
       <w:pPr>
-        <w:spacing w:after="80"/>
+        <w:spacing w:after="40"/>
       </w:pPr>
       <w:r>
         <w:rPr>
@@ -843,7 +746,7 @@
     </w:p>
     <w:p>
       <w:pPr>
-        <w:spacing w:after="80"/>
+        <w:spacing w:after="40"/>
       </w:pPr>
       <w:r>
         <w:rPr>
@@ -858,7 +761,7 @@
     </w:p>
     <w:p>
       <w:pPr>
-        <w:spacing w:after="80"/>
+        <w:spacing w:after="40"/>
       </w:pPr>
       <w:r>
         <w:rPr>
@@ -874,6 +777,7 @@
     <w:p>
       <w:pPr>
         <w:pStyle w:val="Heading2"/>
+        <w:spacing w:after="60" w:before="220"/>
       </w:pPr>
       <w:r>
         <w:t xml:space="preserve">niagara-docs</w:t>
@@ -881,7 +785,7 @@
     </w:p>
     <w:p>
       <w:pPr>
-        <w:spacing w:after="80"/>
+        <w:spacing w:after="40"/>
       </w:pPr>
       <w:r>
         <w:rPr>
@@ -896,7 +800,7 @@
     </w:p>
     <w:p>
       <w:pPr>
-        <w:spacing w:after="80"/>
+        <w:spacing w:after="40"/>
       </w:pPr>
       <w:r>
         <w:rPr>
@@ -911,7 +815,7 @@
     </w:p>
     <w:p>
       <w:pPr>
-        <w:spacing w:after="80"/>
+        <w:spacing w:after="40"/>
       </w:pPr>
       <w:r>
         <w:rPr>
@@ -927,6 +831,7 @@
     <w:p>
       <w:pPr>
         <w:pStyle w:val="Heading2"/>
+        <w:spacing w:after="60" w:before="220"/>
       </w:pPr>
       <w:r>
         <w:t xml:space="preserve">outlook-followup</w:t>
@@ -934,7 +839,7 @@
     </w:p>
     <w:p>
       <w:pPr>
-        <w:spacing w:after="80"/>
+        <w:spacing w:after="40"/>
       </w:pPr>
       <w:r>
         <w:rPr>
@@ -949,7 +854,7 @@
     </w:p>
     <w:p>
       <w:pPr>
-        <w:spacing w:after="80"/>
+        <w:spacing w:after="40"/>
       </w:pPr>
       <w:r>
         <w:rPr>
@@ -964,7 +869,7 @@
     </w:p>
     <w:p>
       <w:pPr>
-        <w:spacing w:after="80"/>
+        <w:spacing w:after="40"/>
       </w:pPr>
       <w:r>
         <w:rPr>
@@ -980,6 +885,7 @@
     <w:p>
       <w:pPr>
         <w:pStyle w:val="Heading2"/>
+        <w:spacing w:after="60" w:before="220"/>
       </w:pPr>
       <w:r>
         <w:t xml:space="preserve">past-performance</w:t>
@@ -987,7 +893,7 @@
     </w:p>
     <w:p>
       <w:pPr>
-        <w:spacing w:after="80"/>
+        <w:spacing w:after="40"/>
       </w:pPr>
       <w:r>
         <w:rPr>
@@ -1002,7 +908,7 @@
     </w:p>
     <w:p>
       <w:pPr>
-        <w:spacing w:after="80"/>
+        <w:spacing w:after="40"/>
       </w:pPr>
       <w:r>
         <w:rPr>
@@ -1017,7 +923,7 @@
     </w:p>
     <w:p>
       <w:pPr>
-        <w:spacing w:after="80"/>
+        <w:spacing w:after="40"/>
       </w:pPr>
       <w:r>
         <w:rPr>
@@ -1033,6 +939,7 @@
     <w:p>
       <w:pPr>
         <w:pStyle w:val="Heading2"/>
+        <w:spacing w:after="60" w:before="220"/>
       </w:pPr>
       <w:r>
         <w:t xml:space="preserve">project-tracking</w:t>
@@ -1040,7 +947,7 @@
     </w:p>
     <w:p>
       <w:pPr>
-        <w:spacing w:after="80"/>
+        <w:spacing w:after="40"/>
       </w:pPr>
       <w:r>
         <w:rPr>
@@ -1055,7 +962,7 @@
     </w:p>
     <w:p>
       <w:pPr>
-        <w:spacing w:after="80"/>
+        <w:spacing w:after="40"/>
       </w:pPr>
       <w:r>
         <w:rPr>
@@ -1070,7 +977,7 @@
     </w:p>
     <w:p>
       <w:pPr>
-        <w:spacing w:after="80"/>
+        <w:spacing w:after="40"/>
       </w:pPr>
       <w:r>
         <w:rPr>
@@ -1086,6 +993,7 @@
     <w:p>
       <w:pPr>
         <w:pStyle w:val="Heading2"/>
+        <w:spacing w:after="60" w:before="220"/>
       </w:pPr>
       <w:r>
         <w:t xml:space="preserve">rfp-automation</w:t>
@@ -1093,7 +1001,7 @@
     </w:p>
     <w:p>
       <w:pPr>
-        <w:spacing w:after="80"/>
+        <w:spacing w:after="40"/>
       </w:pPr>
       <w:r>
         <w:rPr>
@@ -1108,7 +1016,7 @@
     </w:p>
     <w:p>
       <w:pPr>
-        <w:spacing w:after="80"/>
+        <w:spacing w:after="40"/>
       </w:pPr>
       <w:r>
         <w:rPr>
@@ -1123,22 +1031,23 @@
     </w:p>
     <w:p>
       <w:pPr>
-        <w:spacing w:after="80"/>
-      </w:pPr>
-      <w:r>
-        <w:rPr>
-          <w:b/>
-          <w:bCs/>
-        </w:rPr>
-        <w:t xml:space="preserve">Notes: </w:t>
-      </w:r>
-      <w:r>
-        <w:t xml:space="preserve">Production system with 1800+ tests; dashboard at port 8108; cyber-proposals adapter hooks in.</w:t>
-      </w:r>
-    </w:p>
-    <w:p>
-      <w:pPr>
-        <w:pStyle w:val="Heading2"/>
+        <w:spacing w:after="40"/>
+      </w:pPr>
+      <w:r>
+        <w:rPr>
+          <w:b/>
+          <w:bCs/>
+        </w:rPr>
+        <w:t xml:space="preserve">Notes: </w:t>
+      </w:r>
+      <w:r>
+        <w:t xml:space="preserve">Production system with 1800+ tests; dashboard at port 8108; vendors the MRR/UMCS pricing + tech-proposal engine (formerly the separate cyber-proposals repo).</w:t>
+      </w:r>
+    </w:p>
+    <w:p>
+      <w:pPr>
+        <w:pStyle w:val="Heading2"/>
+        <w:spacing w:after="60" w:before="220"/>
       </w:pPr>
       <w:r>
         <w:t xml:space="preserve">scripts</w:t>
@@ -1146,7 +1055,7 @@
     </w:p>
     <w:p>
       <w:pPr>
-        <w:spacing w:after="80"/>
+        <w:spacing w:after="40"/>
       </w:pPr>
       <w:r>
         <w:rPr>
@@ -1161,7 +1070,7 @@
     </w:p>
     <w:p>
       <w:pPr>
-        <w:spacing w:after="80"/>
+        <w:spacing w:after="40"/>
       </w:pPr>
       <w:r>
         <w:rPr>
@@ -1176,7 +1085,7 @@
     </w:p>
     <w:p>
       <w:pPr>
-        <w:spacing w:after="80"/>
+        <w:spacing w:after="40"/>
       </w:pPr>
       <w:r>
         <w:rPr>
@@ -1192,6 +1101,7 @@
     <w:p>
       <w:pPr>
         <w:pStyle w:val="Heading2"/>
+        <w:spacing w:after="60" w:before="220"/>
       </w:pPr>
       <w:r>
         <w:t xml:space="preserve">ssi-design-system</w:t>
@@ -1199,7 +1109,7 @@
     </w:p>
     <w:p>
       <w:pPr>
-        <w:spacing w:after="80"/>
+        <w:spacing w:after="40"/>
       </w:pPr>
       <w:r>
         <w:rPr>
@@ -1214,7 +1124,7 @@
     </w:p>
     <w:p>
       <w:pPr>
-        <w:spacing w:after="80"/>
+        <w:spacing w:after="40"/>
       </w:pPr>
       <w:r>
         <w:rPr>
@@ -1229,7 +1139,7 @@
     </w:p>
     <w:p>
       <w:pPr>
-        <w:spacing w:after="80"/>
+        <w:spacing w:after="40"/>
       </w:pPr>
       <w:r>
         <w:rPr>
@@ -1245,6 +1155,7 @@
     <w:p>
       <w:pPr>
         <w:pStyle w:val="Heading2"/>
+        <w:spacing w:after="60" w:before="220"/>
       </w:pPr>
       <w:r>
         <w:t xml:space="preserve">virtual-devices</w:t>
@@ -1252,7 +1163,7 @@
     </w:p>
     <w:p>
       <w:pPr>
-        <w:spacing w:after="80"/>
+        <w:spacing w:after="40"/>
       </w:pPr>
       <w:r>
         <w:rPr>
@@ -1267,7 +1178,7 @@
     </w:p>
     <w:p>
       <w:pPr>
-        <w:spacing w:after="80"/>
+        <w:spacing w:after="40"/>
       </w:pPr>
       <w:r>
         <w:rPr>
@@ -1282,7 +1193,7 @@
     </w:p>
     <w:p>
       <w:pPr>
-        <w:spacing w:after="80"/>
+        <w:spacing w:after="40"/>
       </w:pPr>
       <w:r>
         <w:rPr>
@@ -1481,13 +1392,7 @@
 <file path=word/styles.xml><?xml version="1.0" encoding="utf-8"?>
 <w:styles xmlns:mc="http://schemas.openxmlformats.org/markup-compatibility/2006" xmlns:r="http://schemas.openxmlformats.org/officeDocument/2006/relationships" xmlns:w="http://schemas.openxmlformats.org/wordprocessingml/2006/main" xmlns:w14="http://schemas.microsoft.com/office/word/2010/wordml" xmlns:w15="http://schemas.microsoft.com/office/word/2012/wordml" mc:Ignorable="w14 w15">
   <w:docDefaults>
-    <w:rPrDefault>
-      <w:rPr>
-        <w:rFonts w:ascii="Arial" w:cs="Arial" w:eastAsia="Arial" w:hAnsi="Arial"/>
-        <w:sz w:val="22"/>
-        <w:szCs w:val="22"/>
-      </w:rPr>
-    </w:rPrDefault>
+    <w:rPrDefault/>
     <w:pPrDefault/>
   </w:docDefaults>
   <w:style w:type="paragraph" w:styleId="Title">
@@ -1661,39 +1566,5 @@
       <w:szCs w:val="20"/>
     </w:rPr>
   </w:style>
-  <w:style w:type="paragraph" w:styleId="Heading1">
-    <w:name w:val="Heading 1"/>
-    <w:basedOn w:val="Normal"/>
-    <w:next w:val="Normal"/>
-    <w:qFormat/>
-    <w:pPr>
-      <w:spacing w:after="240" w:before="240"/>
-      <w:outlineLvl w:val="0"/>
-    </w:pPr>
-    <w:rPr>
-      <w:rFonts w:ascii="Arial" w:cs="Arial" w:eastAsia="Arial" w:hAnsi="Arial"/>
-      <w:b/>
-      <w:bCs/>
-      <w:sz w:val="36"/>
-      <w:szCs w:val="36"/>
-    </w:rPr>
-  </w:style>
-  <w:style w:type="paragraph" w:styleId="Heading2">
-    <w:name w:val="Heading 2"/>
-    <w:basedOn w:val="Normal"/>
-    <w:next w:val="Normal"/>
-    <w:qFormat/>
-    <w:pPr>
-      <w:spacing w:after="120" w:before="240"/>
-      <w:outlineLvl w:val="1"/>
-    </w:pPr>
-    <w:rPr>
-      <w:rFonts w:ascii="Arial" w:cs="Arial" w:eastAsia="Arial" w:hAnsi="Arial"/>
-      <w:b/>
-      <w:bCs/>
-      <w:sz w:val="26"/>
-      <w:szCs w:val="26"/>
-    </w:rPr>
-  </w:style>
 </w:styles>
 </file>
--- a/PROJECTS_SUMMARY.docx
+++ b/PROJECTS_SUMMARY.docx
@@ -15,7 +15,7 @@
         <w:rPr>
           <w:b w:val="0"/>
         </w:rPr>
-        <w:t>A summary of all 31 registry projects, generated 2026-08-07.</w:t>
+        <w:t>A summary of all 31 registry projects, generated 2026-08-08.</w:t>
       </w:r>
     </w:p>
     <w:p>
@@ -1223,47 +1223,47 @@
         <w:rPr>
           <w:b w:val="0"/>
         </w:rPr>
-        <w:t xml:space="preserve"> Cross-references funding PDFs, labor PDFs, and Microsoft Planner data to produce per-job dashboards covering budget, costs, labor hours, and submittal pipeline. FastAPI web portal with role-based auth.</w:t>
-      </w:r>
-    </w:p>
-    <w:p>
-      <w:r>
-        <w:rPr>
-          <w:b/>
-        </w:rPr>
-        <w:t>Stack:</w:t>
-      </w:r>
-      <w:r>
-        <w:rPr>
-          <w:b w:val="0"/>
-        </w:rPr>
-        <w:t xml:space="preserve"> Python (FastAPI, pdfplumber, openpyxl, mpxj), React 18 (Vite + TypeScript + Tailwind), account-store.</w:t>
-      </w:r>
-    </w:p>
-    <w:p>
-      <w:r>
-        <w:rPr>
-          <w:b/>
-        </w:rPr>
-        <w:t>Notes:</w:t>
-      </w:r>
-      <w:r>
-        <w:rPr>
-          <w:b w:val="0"/>
-        </w:rPr>
-        <w:t xml:space="preserve"> v1 with the React SPA (v2 UI) now primary. Two ways a job's data gets built: the classic pipeline (funding PDF + labor PDF + Planner xlsx → normalized report), or — for reviewer/admin users with a Sage selection — </w:t>
-      </w:r>
-      <w:r>
-        <w:rPr>
-          <w:b/>
-        </w:rPr>
-        <w:t>Sage-primary</w:t>
-      </w:r>
-      <w:r>
-        <w:rPr>
-          <w:b w:val="0"/>
-        </w:rPr>
-        <w:t xml:space="preserve"> rows read live from the </w:t>
+        <w:t xml:space="preserve"> Per-job dashboards covering budget, costs, labor hours, and submittal pipeline for DoD construction-cybersecurity jobs, built from live Sage 100 Contractor data plus optional Microsoft Planner sync. FastAPI web portal with role-based auth.</w:t>
+      </w:r>
+    </w:p>
+    <w:p>
+      <w:r>
+        <w:rPr>
+          <w:b/>
+        </w:rPr>
+        <w:t>Stack:</w:t>
+      </w:r>
+      <w:r>
+        <w:rPr>
+          <w:b w:val="0"/>
+        </w:rPr>
+        <w:t xml:space="preserve"> Python (FastAPI, openpyxl, mpxj, Microsoft Graph), React 18 (Vite + TypeScript + Tailwind), account-store.</w:t>
+      </w:r>
+    </w:p>
+    <w:p>
+      <w:r>
+        <w:rPr>
+          <w:b/>
+        </w:rPr>
+        <w:t>Notes:</w:t>
+      </w:r>
+      <w:r>
+        <w:rPr>
+          <w:b w:val="0"/>
+        </w:rPr>
+        <w:t xml:space="preserve"> v1 with the React SPA (v2 UI) now primary. </w:t>
+      </w:r>
+      <w:r>
+        <w:rPr>
+          <w:b/>
+        </w:rPr>
+        <w:t>Ingestion went Sage-only on 2026-08-07</w:t>
+      </w:r>
+      <w:r>
+        <w:rPr>
+          <w:b w:val="0"/>
+        </w:rPr>
+        <w:t xml:space="preserve"> (Phase 3 final cutover): reviewer/admin users pick jobs on the Sage Jobs page and every tracked job's cost, budget, hours (including the per-person labor breakdown), commitments, AR/AP, and contract value are read live from the </w:t>
       </w:r>
       <w:r>
         <w:rPr>
@@ -1275,7 +1275,19 @@
         <w:rPr>
           <w:b w:val="0"/>
         </w:rPr>
-        <w:t xml:space="preserve"> (cost, budget, hours, commitments, AR/AP, contract value), with the report's per-person labor still merged in for the Cost &amp; labor view. The report fallback was removed from load_authoritative_data, so Sage is now the only path for Sage-selected users. 2026 additions: Microsoft Graph Planner sync, SharePoint document sourcing, per-job completion-source picker, per-phase/CLIN breakdown, per-job ACLs + sharing ("Shared with me" tab), MS Project .mpp schedule integration via MPXJ with planner-vs-schedule drift flags, snapshot history, auto-refresh on file change, a portfolio-level AR/AP cash-position card with color-coded aging bars and an overdue-AR alert rule, and (August) invoice-level AR/AP detail plus a commitments-table flag for POs where Received exceeds Ordered. The EAC worksheet is built and API-backed but currently hidden behind SHOW_EAC_WORKSHEET = false in JobDetailPage.tsx pending future work; its e2e tests are skipped to match. ~610 tests across 85 files. Port 443 (self-terminated TLS, no proxy) — the old plaintext :8768 endpoint is retired. The ssi-design-system v0 pilot.</w:t>
+        <w:t xml:space="preserve">. The funding-PDF / labor-PDF / normalized-report pipeline was retired outright — excel_loader.py, parse_funding_pdf/parse_labor_pdf, the job_status/WIP/phases/takeoffs parsers, the report-generation subprocess, and the corresponding upload categories and SharePoint sync paths were all deleted. Planner sync survives as an optional layer contributing % Complete and bucket counts; because Sage selection is reviewer/admin-only, a viewer account can no longer track jobs of its own. (Note that project-tracking's own README overstates this as "no tracked jobs at all" — a viewer still receives jobs shared with it, since routes/state.py's shared-jobs merge gates on the *owner's* role, not the recipient's.) (pdfplumber remains a declared dependency but is no longer imported anywhere — a leftover of the cutover, not a live part of the stack.) 2026 additions: SharePoint document sourcing, per-job completion-source picker, per-phase/CLIN breakdown, per-job ACLs + sharing ("Shared with me" tab), MS Project .mpp schedule integration via MPXJ with planner-vs-schedule drift flags, snapshot history, a portfolio-level AR/AP cash-position card with color-coded aging bars and an overdue-AR alert rule, invoice-level AR/AP detail, a commitments-table flag for POs where Received exceeds Ordered, and (August) a broadened weekly </w:t>
+      </w:r>
+      <w:r>
+        <w:rPr>
+          <w:b/>
+        </w:rPr>
+        <w:t>Executing Review</w:t>
+      </w:r>
+      <w:r>
+        <w:rPr>
+          <w:b w:val="0"/>
+        </w:rPr>
+        <w:t xml:space="preserve"> — a scope predicate excluding Complete/Resources/MISC and completed cards, a permanent planner_bucket_entries table backing confirmed days-sitting, and an execution_review_cache with atomic claim/write guards for hourly sync; an overnight portfolio-digest design spec is written but not yet built. The EAC worksheet is built and API-backed but currently hidden behind SHOW_EAC_WORKSHEET = false in JobDetailPage.tsx pending future work; its e2e tests are skipped to match. ~584 tests across 79 files. Port 443 (self-terminated TLS, no proxy) — the old plaintext :8768 endpoint is retired. The ssi-design-system v0 pilot.</w:t>
       </w:r>
     </w:p>
     <w:p>
@@ -1387,7 +1399,19 @@
         <w:rPr>
           <w:b w:val="0"/>
         </w:rPr>
-        <w:t xml:space="preserve"> Production system; ~4,180 tests across 234 files — the largest suite in the portfolio. Dashboard on port 8008. 2026 additions: email intake with PIID identity gate, bid follow-up tracking + Planner comments, amendment cyber review (local Ollama for CUI), redesigned dashboard with SSE live updates, per-project Ask-AI chat, SENTRY self-improvement loop (launchd), TCC-safe state dir at ~/Library/RFPAutomation/state/.</w:t>
+        <w:t xml:space="preserve"> Production system; ~4,210 tests across 237 files — the largest suite in the portfolio. Dashboard on port 8008. 2026 additions: email intake with PIID identity gate, bid follow-up tracking + Planner comments, amendment cyber review (local Ollama for CUI), redesigned dashboard with SSE live updates, per-project Ask-AI chat, SENTRY self-improvement loop (launchd), TCC-safe state dir at ~/Library/RFPAutomation/state/, and (August) a </w:t>
+      </w:r>
+      <w:r>
+        <w:rPr>
+          <w:b/>
+        </w:rPr>
+        <w:t>missing-RFP-docs flag</w:t>
+      </w:r>
+      <w:r>
+        <w:rPr>
+          <w:b w:val="0"/>
+        </w:rPr>
+        <w:t xml:space="preserve"> (missing_docs.py). That last one closes a silent gap: parser.discover_projects filters out any project folder whose 0.RFP/ has no source documents, so an intake or prematurely-scaffolded folder simply never reached the pipeline and nothing told the operator. A watch-loop sweep now tracks each doc-less MISC-type folder in a locked sidecar keyed by *resolved absolute path* (bare folder names collide across roots and RFP_EXTRA_PROJECT_DIRS entries), excludes any root that failed to read this round so a transient I/O error can't wrongly clear a folder's clock, and only surfaces a folder after a continuous grace period. It then sends one Telegram alert at 24h and one escalation at 7 days — never repeating, and only marking a tier sent once delivery is actually confirmed — plus a dashboard attention-inbox row, a daily-digest section, and an operator acknowledge action that suppresses the folder until it gains docs or disappears. MRR/UMCS folders are never scanned (Nikki owns those boards). Gated by RFP_MISSING_DOCS_ENABLED.</w:t>
       </w:r>
     </w:p>
     <w:p>
